--- a/public/ISHAKA_PRECIOUS_CV.docx
+++ b/public/ISHAKA_PRECIOUS_CV.docx
@@ -36,8 +36,6 @@
           <w:lang w:bidi="ar"/>
         </w:rPr>
       </w:pPr>
-      <w:bookmarkStart w:id="0" w:name="_GoBack"/>
-      <w:bookmarkEnd w:id="0"/>
     </w:p>
     <w:p>
       <w:pPr>
@@ -74,7 +72,23 @@
           <w:sz w:val="22"/>
           <w:szCs w:val="22"/>
         </w:rPr>
-        <w:t xml:space="preserve">+2349139272659 </w:t>
+        <w:t>+23491</w:t>
+      </w:r>
+      <w:r>
+        <w:rPr>
+          <w:rFonts w:hint="default"/>
+          <w:sz w:val="22"/>
+          <w:szCs w:val="22"/>
+          <w:lang w:val="en-US"/>
+        </w:rPr>
+        <w:t>58828453</w:t>
+      </w:r>
+      <w:r>
+        <w:rPr>
+          <w:sz w:val="22"/>
+          <w:szCs w:val="22"/>
+        </w:rPr>
+        <w:t xml:space="preserve"> </w:t>
       </w:r>
       <w:r>
         <w:rPr>
@@ -276,6 +290,8 @@
           <w:szCs w:val="24"/>
         </w:rPr>
       </w:pPr>
+      <w:bookmarkStart w:id="0" w:name="_GoBack"/>
+      <w:bookmarkEnd w:id="0"/>
     </w:p>
     <w:p>
       <w:pPr>
@@ -435,7 +451,58 @@
           <w:sz w:val="24"/>
           <w:szCs w:val="24"/>
         </w:rPr>
-        <w:t xml:space="preserve"> a year experience building responsive, scalable web applications. Proficient in both front-end and back-end technologies, with a strong foundation in JavaScript, modern frameworks, and RESTful APIs. Experienced in translating business requirements into clean, maintainable code and collaborating with cross-functional teams to deliver high-quality solutions. Passionate about continuous learning, performance optimization, and writing efficient, secure code.</w:t>
+        <w:t xml:space="preserve"> </w:t>
+      </w:r>
+      <w:r>
+        <w:rPr>
+          <w:rFonts w:hint="default" w:ascii="Times New Roman" w:hAnsi="Times New Roman" w:eastAsia="SimSun" w:cs="Times New Roman"/>
+          <w:sz w:val="24"/>
+          <w:szCs w:val="24"/>
+          <w:lang w:val="en-US"/>
+        </w:rPr>
+        <w:t>two</w:t>
+      </w:r>
+      <w:r>
+        <w:rPr>
+          <w:rFonts w:ascii="Times New Roman" w:hAnsi="Times New Roman" w:eastAsia="SimSun" w:cs="Times New Roman"/>
+          <w:sz w:val="24"/>
+          <w:szCs w:val="24"/>
+        </w:rPr>
+        <w:t xml:space="preserve"> year</w:t>
+      </w:r>
+      <w:r>
+        <w:rPr>
+          <w:rFonts w:hint="default" w:ascii="Times New Roman" w:hAnsi="Times New Roman" w:eastAsia="SimSun" w:cs="Times New Roman"/>
+          <w:sz w:val="24"/>
+          <w:szCs w:val="24"/>
+          <w:lang w:val="en-US"/>
+        </w:rPr>
+        <w:t>s of</w:t>
+      </w:r>
+      <w:r>
+        <w:rPr>
+          <w:rFonts w:ascii="Times New Roman" w:hAnsi="Times New Roman" w:eastAsia="SimSun" w:cs="Times New Roman"/>
+          <w:sz w:val="24"/>
+          <w:szCs w:val="24"/>
+        </w:rPr>
+        <w:t xml:space="preserve"> experience building responsive, scalable web applications. Proficient in both front-end and back-end technologies, with a strong foundation in JavaScript</w:t>
+      </w:r>
+      <w:r>
+        <w:rPr>
+          <w:rFonts w:hint="default" w:ascii="Times New Roman" w:hAnsi="Times New Roman" w:eastAsia="SimSun" w:cs="Times New Roman"/>
+          <w:sz w:val="24"/>
+          <w:szCs w:val="24"/>
+          <w:lang w:val="en-US"/>
+        </w:rPr>
+        <w:t xml:space="preserve"> and Java</w:t>
+      </w:r>
+      <w:r>
+        <w:rPr>
+          <w:rFonts w:ascii="Times New Roman" w:hAnsi="Times New Roman" w:eastAsia="SimSun" w:cs="Times New Roman"/>
+          <w:sz w:val="24"/>
+          <w:szCs w:val="24"/>
+        </w:rPr>
+        <w:t>, modern frameworks, and REST APIs. Experienced in translating business requirements into clean, maintainable code and collaborating with cross-functional teams to deliver high-quality solutions. Passionate about continuous learning, performance optimization, and writing efficient, secure code.</w:t>
       </w:r>
     </w:p>
     <w:p>
@@ -726,13 +793,13 @@
     <w:p>
       <w:pPr>
         <w:rPr>
-          <w:rFonts w:ascii="Times New Roman" w:hAnsi="Times New Roman" w:eastAsia="Garamond" w:cs="Times New Roman"/>
+          <w:rFonts w:hint="default" w:ascii="Times New Roman" w:hAnsi="Times New Roman" w:eastAsia="Garamond" w:cs="Times New Roman"/>
           <w:b/>
           <w:bCs/>
           <w:color w:val="44546A" w:themeColor="text2"/>
           <w:sz w:val="24"/>
           <w:szCs w:val="24"/>
-          <w:lang w:bidi="ar"/>
+          <w:lang w:val="en-US" w:bidi="ar"/>
           <w14:textFill>
             <w14:solidFill>
               <w14:schemeClr w14:val="tx2"/>
@@ -742,20 +809,54 @@
       </w:pPr>
       <w:r>
         <w:rPr>
-          <w:rFonts w:ascii="Times New Roman" w:hAnsi="Times New Roman" w:eastAsia="Garamond" w:cs="Times New Roman"/>
+          <w:rFonts w:hint="default" w:ascii="Times New Roman" w:hAnsi="Times New Roman" w:eastAsia="Garamond" w:cs="Times New Roman"/>
           <w:b/>
           <w:bCs/>
           <w:color w:val="44546A" w:themeColor="text2"/>
           <w:sz w:val="24"/>
           <w:szCs w:val="24"/>
-          <w:lang w:bidi="ar"/>
+          <w:lang w:val="en-US" w:bidi="ar"/>
           <w14:textFill>
             <w14:solidFill>
               <w14:schemeClr w14:val="tx2"/>
             </w14:solidFill>
           </w14:textFill>
         </w:rPr>
+        <w:t xml:space="preserve">VIEW MY </w:t>
+      </w:r>
+      <w:r>
+        <w:rPr>
+          <w:rFonts w:ascii="Times New Roman" w:hAnsi="Times New Roman" w:eastAsia="Garamond" w:cs="Times New Roman"/>
+          <w:b/>
+          <w:bCs/>
+          <w:color w:val="44546A" w:themeColor="text2"/>
+          <w:sz w:val="24"/>
+          <w:szCs w:val="24"/>
+          <w:lang w:bidi="ar"/>
+          <w14:textFill>
+            <w14:solidFill>
+              <w14:schemeClr w14:val="tx2"/>
+            </w14:solidFill>
+          </w14:textFill>
+        </w:rPr>
         <w:t>PERSONAL PROJECTS</w:t>
+      </w:r>
+      <w:r>
+        <w:rPr>
+          <w:rFonts w:hint="default" w:ascii="Times New Roman" w:hAnsi="Times New Roman" w:eastAsia="Garamond" w:cs="Times New Roman"/>
+          <w:b/>
+          <w:bCs/>
+          <w:color w:val="44546A" w:themeColor="text2"/>
+          <w:sz w:val="24"/>
+          <w:szCs w:val="24"/>
+          <w:lang w:val="en-US" w:bidi="ar"/>
+          <w14:textFill>
+            <w14:solidFill>
+              <w14:schemeClr w14:val="tx2"/>
+            </w14:solidFill>
+          </w14:textFill>
+        </w:rPr>
+        <w:t xml:space="preserve"> ON GITHUB</w:t>
       </w:r>
     </w:p>
     <w:p>
@@ -1016,7 +1117,17 @@
         <w:pStyle w:val="9"/>
       </w:pPr>
       <w:r>
-        <w:t>RESTful API for managing books and role-based access with JWT with CRUD functionality using Spring Boot, PostgreSQL.</w:t>
+        <w:t>REST</w:t>
+      </w:r>
+      <w:r>
+        <w:rPr>
+          <w:rFonts w:hint="default"/>
+          <w:lang w:val="en-US"/>
+        </w:rPr>
+        <w:t xml:space="preserve"> </w:t>
+      </w:r>
+      <w:r>
+        <w:t>API for managing books and role-based access with JWT with CRUD functionality using Spring Boot, PostgreSQL.</w:t>
       </w:r>
     </w:p>
     <w:p>
@@ -1166,18 +1277,18 @@
           <w:szCs w:val="24"/>
           <w:lang w:bidi="ar"/>
         </w:rPr>
-        <w:t xml:space="preserve">B.Sc., POLITICAL SCIENCE, UNIBEN, </w:t>
-      </w:r>
-      <w:r>
-        <w:rPr>
-          <w:rFonts w:ascii="Times New Roman" w:hAnsi="Times New Roman" w:eastAsia="Garamond-Bold" w:cs="Times New Roman"/>
-          <w:b/>
-          <w:bCs/>
-          <w:sz w:val="24"/>
-          <w:szCs w:val="24"/>
-          <w:lang w:bidi="ar"/>
-        </w:rPr>
-        <w:tab/>
+        <w:t>B.Sc., POLITICAL SCIENCE, UNIBEN,</w:t>
+      </w:r>
+      <w:r>
+        <w:rPr>
+          <w:rFonts w:hint="default" w:ascii="Times New Roman" w:hAnsi="Times New Roman" w:eastAsia="Garamond-Bold" w:cs="Times New Roman"/>
+          <w:b/>
+          <w:bCs/>
+          <w:sz w:val="24"/>
+          <w:szCs w:val="24"/>
+          <w:lang w:val="en-US" w:bidi="ar"/>
+        </w:rPr>
+        <w:t xml:space="preserve"> </w:t>
       </w:r>
       <w:r>
         <w:rPr>
@@ -1307,7 +1418,7 @@
     <w:lsdException w:qFormat="1" w:unhideWhenUsed="0" w:uiPriority="0" w:semiHidden="0" w:name="Title"/>
     <w:lsdException w:unhideWhenUsed="0" w:uiPriority="0" w:semiHidden="0" w:name="Closing"/>
     <w:lsdException w:unhideWhenUsed="0" w:uiPriority="0" w:semiHidden="0" w:name="Signature"/>
-    <w:lsdException w:uiPriority="1" w:name="Default Paragraph Font"/>
+    <w:lsdException w:qFormat="1" w:uiPriority="1" w:name="Default Paragraph Font"/>
     <w:lsdException w:unhideWhenUsed="0" w:uiPriority="0" w:semiHidden="0" w:name="Body Text"/>
     <w:lsdException w:unhideWhenUsed="0" w:uiPriority="0" w:semiHidden="0" w:name="Body Text Indent"/>
     <w:lsdException w:unhideWhenUsed="0" w:uiPriority="0" w:semiHidden="0" w:name="List Continue"/>
@@ -1334,7 +1445,7 @@
     <w:lsdException w:unhideWhenUsed="0" w:uiPriority="0" w:semiHidden="0" w:name="Document Map"/>
     <w:lsdException w:unhideWhenUsed="0" w:uiPriority="0" w:semiHidden="0" w:name="Plain Text"/>
     <w:lsdException w:unhideWhenUsed="0" w:uiPriority="0" w:semiHidden="0" w:name="E-mail Signature"/>
-    <w:lsdException w:unhideWhenUsed="0" w:uiPriority="0" w:semiHidden="0" w:name="Normal (Web)"/>
+    <w:lsdException w:qFormat="1" w:unhideWhenUsed="0" w:uiPriority="0" w:semiHidden="0" w:name="Normal (Web)"/>
     <w:lsdException w:unhideWhenUsed="0" w:uiPriority="0" w:semiHidden="0" w:name="HTML Acronym"/>
     <w:lsdException w:unhideWhenUsed="0" w:uiPriority="0" w:semiHidden="0" w:name="HTML Address"/>
     <w:lsdException w:unhideWhenUsed="0" w:uiPriority="0" w:semiHidden="0" w:name="HTML Cite"/>
@@ -1547,6 +1658,7 @@
     <w:name w:val="Default Paragraph Font"/>
     <w:semiHidden/>
     <w:unhideWhenUsed/>
+    <w:qFormat/>
     <w:uiPriority w:val="1"/>
   </w:style>
   <w:style w:type="table" w:default="1" w:styleId="5">
@@ -1598,6 +1710,7 @@
   </w:style>
   <w:style w:type="paragraph" w:styleId="9">
     <w:name w:val="Normal (Web)"/>
+    <w:qFormat/>
     <w:uiPriority w:val="0"/>
     <w:pPr>
       <w:spacing w:beforeAutospacing="1" w:afterAutospacing="1"/>
